--- a/2_Тайм менеджмент/Модуль 4/Модуль 4_Практичне завдання 1_Вправа Робити прямо зараз.docx
+++ b/2_Тайм менеджмент/Модуль 4/Модуль 4_Практичне завдання 1_Вправа Робити прямо зараз.docx
@@ -1189,6 +1189,99 @@
       </w:r>
     </w:p>
     <w:p/>
+    <w:p/>
+    <w:p>
+      <w:r>
+        <w:rPr>
+          <w:b/>
+          <w:sz w:val="26"/>
+        </w:rPr>
+        <w:t>Виконання вправи</w:t>
+      </w:r>
+    </w:p>
+    <w:p>
+      <w:r>
+        <w:t>Я склав власний список «завдань негайного виконання» — тих справ, які найчастіше відкладаю, хоча кожна з них займає лічені хвилини, а несвоєчасність якраз і створює мені більшість проблем. Розподілив їх за значущістю і перевірив кожну чотирма питаннями: чи можна зробити прямо зараз, чи доцільно зараз, що буде, якщо не зробити, і який крайній строк.</w:t>
+      </w:r>
+    </w:p>
+    <w:p>
+      <w:r>
+        <w:rPr>
+          <w:b/>
+          <w:sz w:val="26"/>
+        </w:rPr>
+        <w:t>Список справ (за значущістю)</w:t>
+      </w:r>
+    </w:p>
+    <w:p>
+      <w:r>
+        <w:rPr>
+          <w:b/>
+        </w:rPr>
+        <w:t xml:space="preserve">1. Відповісти на лист замовника, що чекає на рішення. </w:t>
+      </w:r>
+      <w:r>
+        <w:t>Так, це 5 хвилин. Зараз доцільно, бо від моєї відповіді залежить робота двох людей у команді. Якщо відкласти — заблокую їх до завтра. Крайній строк фактично «сьогодні до обіду».</w:t>
+      </w:r>
+    </w:p>
+    <w:p>
+      <w:r>
+        <w:rPr>
+          <w:b/>
+        </w:rPr>
+        <w:t xml:space="preserve">2. Зафіксувати домовленості одразу після наради. </w:t>
+      </w:r>
+      <w:r>
+        <w:t>Так, поки все свіжо в пам’яті. Якщо відкласти на вечір — половину деталей забуду й доведеться перепитувати. Робити треба в перші 10 хвилин після зустрічі.</w:t>
+      </w:r>
+    </w:p>
+    <w:p>
+      <w:r>
+        <w:rPr>
+          <w:b/>
+        </w:rPr>
+        <w:t xml:space="preserve">3. Внести дрібну, але потрібну правку у вимоги. </w:t>
+      </w:r>
+      <w:r>
+        <w:t>Так, займе кілька хвилин. Якщо не зробити зараз, ризикую, що розробник почне за застарілою версією. Строк — до того, як задача піде в роботу.</w:t>
+      </w:r>
+    </w:p>
+    <w:p>
+      <w:r>
+        <w:rPr>
+          <w:b/>
+        </w:rPr>
+        <w:t xml:space="preserve">4. Записатися на щорічне медичне обстеження. </w:t>
+      </w:r>
+      <w:r>
+        <w:t>Так, один дзвінок. Доцільно зараз, бо постійно відкладаю «на потім» уже місяцями. Наслідок зволікання — згаяний час і ризик для здоров’я. Строк — цей тиждень.</w:t>
+      </w:r>
+    </w:p>
+    <w:p>
+      <w:r>
+        <w:rPr>
+          <w:b/>
+        </w:rPr>
+        <w:t xml:space="preserve">5. Розібрати накопичену пошту й закрити дрібні запити. </w:t>
+      </w:r>
+      <w:r>
+        <w:t>Так, блоком на 15 хвилин. Зараз доцільно, поки список короткий; інакше він розростеться й почне тиснути психологічно.</w:t>
+      </w:r>
+    </w:p>
+    <w:p>
+      <w:r>
+        <w:rPr>
+          <w:b/>
+          <w:sz w:val="26"/>
+        </w:rPr>
+        <w:t>Висновок</w:t>
+      </w:r>
+    </w:p>
+    <w:p>
+      <w:r>
+        <w:t>Найкорисніше відкриття вправи для мене таке: я витрачаю чимало винахідливості, щоб переконливо пояснити собі, чому справу можна відкласти. Якщо спрямувати рівно стільки ж кмітливості на те, щоб зробити її одразу, більшість дрібних завдань просто перестають накопичуватися й тиснути. Тож принцип «зробити це зараз же» я свідомо перетворюю на робочу звичку. І перший крок роблю негайно — додаю у свій список справ пункт: «Приступити до використання одного з інструментів організації часу (планувальник задач із фіксованими «вікнами» для глибокої роботи)» — і починаю користуватися ним сьогодні ж.</w:t>
+      </w:r>
+    </w:p>
     <w:sectPr>
       <w:pgSz w:w="12200" w:h="17130"/>
       <w:pgMar w:top="1220" w:right="700" w:bottom="1300" w:left="1460" w:header="60" w:footer="1029" w:gutter="0"/>

--- a/2_Тайм менеджмент/Модуль 4/Модуль 4_Практичне завдання 1_Вправа Робити прямо зараз.docx
+++ b/2_Тайм менеджмент/Модуль 4/Модуль 4_Практичне завдання 1_Вправа Робити прямо зараз.docx
@@ -1189,6 +1189,608 @@
       </w:r>
     </w:p>
     <w:p/>
+    <w:p/>
+    <w:p>
+      <w:r>
+        <w:rPr>
+          <w:b/>
+          <w:sz w:val="28"/>
+        </w:rPr>
+        <w:t>Виконання вправи</w:t>
+      </w:r>
+    </w:p>
+    <w:p/>
+    <w:p>
+      <w:r>
+        <w:rPr>
+          <w:b/>
+        </w:rPr>
+        <w:t>Список завдань негайного виконання (в порядку значимості):</w:t>
+      </w:r>
+    </w:p>
+    <w:tbl>
+      <w:tblPr>
+        <w:tblW w:type="auto" w:w="0"/>
+        <w:tblLook w:firstColumn="1" w:firstRow="1" w:lastColumn="0" w:lastRow="0" w:noHBand="0" w:noVBand="1" w:val="04A0"/>
+      </w:tblPr>
+      <w:tblGrid>
+        <w:gridCol w:w="1673"/>
+        <w:gridCol w:w="1673"/>
+        <w:gridCol w:w="1673"/>
+        <w:gridCol w:w="1673"/>
+        <w:gridCol w:w="1673"/>
+        <w:gridCol w:w="1673"/>
+      </w:tblGrid>
+      <w:tr>
+        <w:tc>
+          <w:tcPr>
+            <w:tcW w:type="dxa" w:w="1673"/>
+          </w:tcPr>
+          <w:p>
+            <w:r>
+              <w:rPr>
+                <w:b/>
+              </w:rPr>
+              <w:t>№</w:t>
+            </w:r>
+          </w:p>
+        </w:tc>
+        <w:tc>
+          <w:tcPr>
+            <w:tcW w:type="dxa" w:w="1673"/>
+          </w:tcPr>
+          <w:p>
+            <w:r>
+              <w:rPr>
+                <w:b/>
+              </w:rPr>
+              <w:t>Завдання</w:t>
+            </w:r>
+          </w:p>
+        </w:tc>
+        <w:tc>
+          <w:tcPr>
+            <w:tcW w:type="dxa" w:w="1673"/>
+          </w:tcPr>
+          <w:p>
+            <w:r>
+              <w:rPr>
+                <w:b/>
+              </w:rPr>
+              <w:t>Чи можна робити зараз?</w:t>
+            </w:r>
+          </w:p>
+        </w:tc>
+        <w:tc>
+          <w:tcPr>
+            <w:tcW w:type="dxa" w:w="1673"/>
+          </w:tcPr>
+          <w:p>
+            <w:r>
+              <w:rPr>
+                <w:b/>
+              </w:rPr>
+              <w:t>Чи доцільно робити зараз?</w:t>
+            </w:r>
+          </w:p>
+        </w:tc>
+        <w:tc>
+          <w:tcPr>
+            <w:tcW w:type="dxa" w:w="1673"/>
+          </w:tcPr>
+          <w:p>
+            <w:r>
+              <w:rPr>
+                <w:b/>
+              </w:rPr>
+              <w:t>Що буде, якщо не зробити?</w:t>
+            </w:r>
+          </w:p>
+        </w:tc>
+        <w:tc>
+          <w:tcPr>
+            <w:tcW w:type="dxa" w:w="1673"/>
+          </w:tcPr>
+          <w:p>
+            <w:r>
+              <w:rPr>
+                <w:b/>
+              </w:rPr>
+              <w:t>Крайній строк</w:t>
+            </w:r>
+          </w:p>
+        </w:tc>
+      </w:tr>
+      <w:tr>
+        <w:tc>
+          <w:tcPr>
+            <w:tcW w:type="dxa" w:w="1673"/>
+          </w:tcPr>
+          <w:p>
+            <w:r>
+              <w:t>1</w:t>
+            </w:r>
+          </w:p>
+        </w:tc>
+        <w:tc>
+          <w:tcPr>
+            <w:tcW w:type="dxa" w:w="1673"/>
+          </w:tcPr>
+          <w:p>
+            <w:r>
+              <w:t>Відповісти на лист викладача щодо консультації перед іспитом</w:t>
+            </w:r>
+          </w:p>
+        </w:tc>
+        <w:tc>
+          <w:tcPr>
+            <w:tcW w:type="dxa" w:w="1673"/>
+          </w:tcPr>
+          <w:p>
+            <w:r>
+              <w:t>Так</w:t>
+            </w:r>
+          </w:p>
+        </w:tc>
+        <w:tc>
+          <w:tcPr>
+            <w:tcW w:type="dxa" w:w="1673"/>
+          </w:tcPr>
+          <w:p>
+            <w:r>
+              <w:t>Так, це терміново</w:t>
+            </w:r>
+          </w:p>
+        </w:tc>
+        <w:tc>
+          <w:tcPr>
+            <w:tcW w:type="dxa" w:w="1673"/>
+          </w:tcPr>
+          <w:p>
+            <w:r>
+              <w:t>Викладач може не дочекатися відповіді і скасувати консультацію</w:t>
+            </w:r>
+          </w:p>
+        </w:tc>
+        <w:tc>
+          <w:tcPr>
+            <w:tcW w:type="dxa" w:w="1673"/>
+          </w:tcPr>
+          <w:p>
+            <w:r>
+              <w:t>Крайній строк – сьогодні</w:t>
+            </w:r>
+          </w:p>
+        </w:tc>
+      </w:tr>
+      <w:tr>
+        <w:tc>
+          <w:tcPr>
+            <w:tcW w:type="dxa" w:w="1673"/>
+          </w:tcPr>
+          <w:p>
+            <w:r>
+              <w:t>2</w:t>
+            </w:r>
+          </w:p>
+        </w:tc>
+        <w:tc>
+          <w:tcPr>
+            <w:tcW w:type="dxa" w:w="1673"/>
+          </w:tcPr>
+          <w:p>
+            <w:r>
+              <w:t>Здати практичне завдання з тайм-менеджменту</w:t>
+            </w:r>
+          </w:p>
+        </w:tc>
+        <w:tc>
+          <w:tcPr>
+            <w:tcW w:type="dxa" w:w="1673"/>
+          </w:tcPr>
+          <w:p>
+            <w:r>
+              <w:t>Так</w:t>
+            </w:r>
+          </w:p>
+        </w:tc>
+        <w:tc>
+          <w:tcPr>
+            <w:tcW w:type="dxa" w:w="1673"/>
+          </w:tcPr>
+          <w:p>
+            <w:r>
+              <w:t>Так, дедлайн наближається</w:t>
+            </w:r>
+          </w:p>
+        </w:tc>
+        <w:tc>
+          <w:tcPr>
+            <w:tcW w:type="dxa" w:w="1673"/>
+          </w:tcPr>
+          <w:p>
+            <w:r>
+              <w:t>Зниження оцінки за несвоєчасну здачу</w:t>
+            </w:r>
+          </w:p>
+        </w:tc>
+        <w:tc>
+          <w:tcPr>
+            <w:tcW w:type="dxa" w:w="1673"/>
+          </w:tcPr>
+          <w:p>
+            <w:r>
+              <w:t>Крайній строк – завтра</w:t>
+            </w:r>
+          </w:p>
+        </w:tc>
+      </w:tr>
+      <w:tr>
+        <w:tc>
+          <w:tcPr>
+            <w:tcW w:type="dxa" w:w="1673"/>
+          </w:tcPr>
+          <w:p>
+            <w:r>
+              <w:t>3</w:t>
+            </w:r>
+          </w:p>
+        </w:tc>
+        <w:tc>
+          <w:tcPr>
+            <w:tcW w:type="dxa" w:w="1673"/>
+          </w:tcPr>
+          <w:p>
+            <w:r>
+              <w:t>Оновити резюме для подачі на стажування</w:t>
+            </w:r>
+          </w:p>
+        </w:tc>
+        <w:tc>
+          <w:tcPr>
+            <w:tcW w:type="dxa" w:w="1673"/>
+          </w:tcPr>
+          <w:p>
+            <w:r>
+              <w:t>Так</w:t>
+            </w:r>
+          </w:p>
+        </w:tc>
+        <w:tc>
+          <w:tcPr>
+            <w:tcW w:type="dxa" w:w="1673"/>
+          </w:tcPr>
+          <w:p>
+            <w:r>
+              <w:t>Так, але можна зробити за 20 хвилин</w:t>
+            </w:r>
+          </w:p>
+        </w:tc>
+        <w:tc>
+          <w:tcPr>
+            <w:tcW w:type="dxa" w:w="1673"/>
+          </w:tcPr>
+          <w:p>
+            <w:r>
+              <w:t>Пропустити дедлайн подачі заявки</w:t>
+            </w:r>
+          </w:p>
+        </w:tc>
+        <w:tc>
+          <w:tcPr>
+            <w:tcW w:type="dxa" w:w="1673"/>
+          </w:tcPr>
+          <w:p>
+            <w:r>
+              <w:t>Крайній строк – цього тижня</w:t>
+            </w:r>
+          </w:p>
+        </w:tc>
+      </w:tr>
+      <w:tr>
+        <w:tc>
+          <w:tcPr>
+            <w:tcW w:type="dxa" w:w="1673"/>
+          </w:tcPr>
+          <w:p>
+            <w:r>
+              <w:t>4</w:t>
+            </w:r>
+          </w:p>
+        </w:tc>
+        <w:tc>
+          <w:tcPr>
+            <w:tcW w:type="dxa" w:w="1673"/>
+          </w:tcPr>
+          <w:p>
+            <w:r>
+              <w:t>Оплатити комунальні послуги</w:t>
+            </w:r>
+          </w:p>
+        </w:tc>
+        <w:tc>
+          <w:tcPr>
+            <w:tcW w:type="dxa" w:w="1673"/>
+          </w:tcPr>
+          <w:p>
+            <w:r>
+              <w:t>Так</w:t>
+            </w:r>
+          </w:p>
+        </w:tc>
+        <w:tc>
+          <w:tcPr>
+            <w:tcW w:type="dxa" w:w="1673"/>
+          </w:tcPr>
+          <w:p>
+            <w:r>
+              <w:t>Так, займе 5 хвилин через додаток</w:t>
+            </w:r>
+          </w:p>
+        </w:tc>
+        <w:tc>
+          <w:tcPr>
+            <w:tcW w:type="dxa" w:w="1673"/>
+          </w:tcPr>
+          <w:p>
+            <w:r>
+              <w:t>Нарахування пені за прострочку</w:t>
+            </w:r>
+          </w:p>
+        </w:tc>
+        <w:tc>
+          <w:tcPr>
+            <w:tcW w:type="dxa" w:w="1673"/>
+          </w:tcPr>
+          <w:p>
+            <w:r>
+              <w:t>Крайній строк – до 15 числа</w:t>
+            </w:r>
+          </w:p>
+        </w:tc>
+      </w:tr>
+      <w:tr>
+        <w:tc>
+          <w:tcPr>
+            <w:tcW w:type="dxa" w:w="1673"/>
+          </w:tcPr>
+          <w:p>
+            <w:r>
+              <w:t>5</w:t>
+            </w:r>
+          </w:p>
+        </w:tc>
+        <w:tc>
+          <w:tcPr>
+            <w:tcW w:type="dxa" w:w="1673"/>
+          </w:tcPr>
+          <w:p>
+            <w:r>
+              <w:t>Прибрати робоче місце та розсортувати навчальні матеріали</w:t>
+            </w:r>
+          </w:p>
+        </w:tc>
+        <w:tc>
+          <w:tcPr>
+            <w:tcW w:type="dxa" w:w="1673"/>
+          </w:tcPr>
+          <w:p>
+            <w:r>
+              <w:t>Так</w:t>
+            </w:r>
+          </w:p>
+        </w:tc>
+        <w:tc>
+          <w:tcPr>
+            <w:tcW w:type="dxa" w:w="1673"/>
+          </w:tcPr>
+          <w:p>
+            <w:r>
+              <w:t>Так, це покращить продуктивність</w:t>
+            </w:r>
+          </w:p>
+        </w:tc>
+        <w:tc>
+          <w:tcPr>
+            <w:tcW w:type="dxa" w:w="1673"/>
+          </w:tcPr>
+          <w:p>
+            <w:r>
+              <w:t>Витрачання часу на пошук потрібних матеріалів</w:t>
+            </w:r>
+          </w:p>
+        </w:tc>
+        <w:tc>
+          <w:tcPr>
+            <w:tcW w:type="dxa" w:w="1673"/>
+          </w:tcPr>
+          <w:p>
+            <w:r>
+              <w:t>Крайній строк – сьогодні увечері</w:t>
+            </w:r>
+          </w:p>
+        </w:tc>
+      </w:tr>
+      <w:tr>
+        <w:tc>
+          <w:tcPr>
+            <w:tcW w:type="dxa" w:w="1673"/>
+          </w:tcPr>
+          <w:p>
+            <w:r>
+              <w:t>6</w:t>
+            </w:r>
+          </w:p>
+        </w:tc>
+        <w:tc>
+          <w:tcPr>
+            <w:tcW w:type="dxa" w:w="1673"/>
+          </w:tcPr>
+          <w:p>
+            <w:r>
+              <w:t>Записатися до бібліотеки для доступу до електронних ресурсів</w:t>
+            </w:r>
+          </w:p>
+        </w:tc>
+        <w:tc>
+          <w:tcPr>
+            <w:tcW w:type="dxa" w:w="1673"/>
+          </w:tcPr>
+          <w:p>
+            <w:r>
+              <w:t>Так</w:t>
+            </w:r>
+          </w:p>
+        </w:tc>
+        <w:tc>
+          <w:tcPr>
+            <w:tcW w:type="dxa" w:w="1673"/>
+          </w:tcPr>
+          <w:p>
+            <w:r>
+              <w:t>Так, але можна перенести</w:t>
+            </w:r>
+          </w:p>
+        </w:tc>
+        <w:tc>
+          <w:tcPr>
+            <w:tcW w:type="dxa" w:w="1673"/>
+          </w:tcPr>
+          <w:p>
+            <w:r>
+              <w:t>Відкладання призведе до ще більшої прокрастинації</w:t>
+            </w:r>
+          </w:p>
+        </w:tc>
+        <w:tc>
+          <w:tcPr>
+            <w:tcW w:type="dxa" w:w="1673"/>
+          </w:tcPr>
+          <w:p>
+            <w:r>
+              <w:t>Крайній строк – цього тижня</w:t>
+            </w:r>
+          </w:p>
+        </w:tc>
+      </w:tr>
+      <w:tr>
+        <w:tc>
+          <w:tcPr>
+            <w:tcW w:type="dxa" w:w="1673"/>
+          </w:tcPr>
+          <w:p>
+            <w:r>
+              <w:t>7</w:t>
+            </w:r>
+          </w:p>
+        </w:tc>
+        <w:tc>
+          <w:tcPr>
+            <w:tcW w:type="dxa" w:w="1673"/>
+          </w:tcPr>
+          <w:p>
+            <w:r>
+              <w:t>Подзвонити однокурснику щодо групового проєкту</w:t>
+            </w:r>
+          </w:p>
+        </w:tc>
+        <w:tc>
+          <w:tcPr>
+            <w:tcW w:type="dxa" w:w="1673"/>
+          </w:tcPr>
+          <w:p>
+            <w:r>
+              <w:t>Так</w:t>
+            </w:r>
+          </w:p>
+        </w:tc>
+        <w:tc>
+          <w:tcPr>
+            <w:tcW w:type="dxa" w:w="1673"/>
+          </w:tcPr>
+          <w:p>
+            <w:r>
+              <w:t>Так, терміново</w:t>
+            </w:r>
+          </w:p>
+        </w:tc>
+        <w:tc>
+          <w:tcPr>
+            <w:tcW w:type="dxa" w:w="1673"/>
+          </w:tcPr>
+          <w:p>
+            <w:r>
+              <w:t>Затримка з проєктом вплине на всіх</w:t>
+            </w:r>
+          </w:p>
+        </w:tc>
+        <w:tc>
+          <w:tcPr>
+            <w:tcW w:type="dxa" w:w="1673"/>
+          </w:tcPr>
+          <w:p>
+            <w:r>
+              <w:t>Крайній строк – сьогодні</w:t>
+            </w:r>
+          </w:p>
+        </w:tc>
+      </w:tr>
+    </w:tbl>
+    <w:p/>
+    <w:p>
+      <w:r>
+        <w:rPr>
+          <w:b/>
+        </w:rPr>
+        <w:t>Аналіз та висновки</w:t>
+      </w:r>
+    </w:p>
+    <w:p>
+      <w:r>
+        <w:t>Проаналізувавши список завдань, я дійшов/дійшла висновку, що більшість з них можна виконати прямо зараз. Основною причиною відкладання справ є прокрастинація – схильність відкладати неприємні завдання на потім. Як зазначається у лекції з теми 8, прокрастинація пов’язана з нашим сприйняттям часу – ми ставимося до «себе у майбутньому» байдуже, підсвідомо звалюючи проблему на того, кому потім доведеться це розгрібати.</w:t>
+        <w:br/>
+        <w:br/>
+        <w:t>Основні «поглиначі часу» (хронофаги), які заважають мені виконувати справи одразу:</w:t>
+        <w:br/>
+        <w:t>– перегляд соціальних мереж замість початку роботи;</w:t>
+        <w:br/>
+        <w:t>– надмірне планування замість дій;</w:t>
+        <w:br/>
+        <w:t>– очікування «ідеального моменту» для початку;</w:t>
+        <w:br/>
+        <w:t>– невміння говорити «ні» неважливим проханням.</w:t>
+        <w:br/>
+        <w:br/>
+        <w:t>Заходи проти нераціонального використання часу, які я впроваджую:</w:t>
+        <w:br/>
+        <w:t>1. Правило «2 хвилин»: якщо справа займає менше 2 хвилин, виконую її одразу.</w:t>
+        <w:br/>
+        <w:t>2. Починати день з найважливішого завдання (метод «жаби»).</w:t>
+        <w:br/>
+        <w:t>3. Вимикати сповіщення телефону під час роботи.</w:t>
+        <w:br/>
+        <w:t>4. Планувати завтрашній день увечері.</w:t>
+        <w:br/>
+        <w:t>5. Використовувати проміжки між справами для дрібних завдань.</w:t>
+        <w:br/>
+        <w:br/>
+        <w:t>Перетворюю принцип «Зробити це зараз же» у свою робочу навичку!</w:t>
+      </w:r>
+    </w:p>
+    <w:p/>
+    <w:p>
+      <w:r>
+        <w:rPr>
+          <w:b/>
+        </w:rPr>
+        <w:t>Запис у список справ:</w:t>
+      </w:r>
+    </w:p>
+    <w:p>
+      <w:r>
+        <w:t>«Приступитися до використання методу планування завтрашнього дня увечері – складання списку завдань з пріоритетами – роблю це НЕГАЙНО!»</w:t>
+      </w:r>
+    </w:p>
     <w:sectPr>
       <w:pgSz w:w="12200" w:h="17130"/>
       <w:pgMar w:top="1220" w:right="700" w:bottom="1300" w:left="1460" w:header="60" w:footer="1029" w:gutter="0"/>
